--- a/ethics/Lab-Online-Studies 2022_796/V2. Advertisements (clean).docx
+++ b/ethics/Lab-Online-Studies 2022_796/V2. Advertisements (clean).docx
@@ -1,6 +1,6 @@
 
 <file path=word/document.xml><?xml version="1.0" encoding="utf-8"?>
-<w:document xmlns:wpc="http://schemas.microsoft.com/office/word/2010/wordprocessingCanvas" xmlns:cx="http://schemas.microsoft.com/office/drawing/2014/chartex" xmlns:cx1="http://schemas.microsoft.com/office/drawing/2015/9/8/chartex" xmlns:cx2="http://schemas.microsoft.com/office/drawing/2015/10/21/chartex" xmlns:cx3="http://schemas.microsoft.com/office/drawing/2016/5/9/chartex" xmlns:cx4="http://schemas.microsoft.com/office/drawing/2016/5/10/chartex" xmlns:cx5="http://schemas.microsoft.com/office/drawing/2016/5/11/chartex" xmlns:cx6="http://schemas.microsoft.com/office/drawing/2016/5/12/chartex" xmlns:cx7="http://schemas.microsoft.com/office/drawing/2016/5/13/chartex" xmlns:cx8="http://schemas.microsoft.com/office/drawing/2016/5/14/chartex" xmlns:mc="http://schemas.openxmlformats.org/markup-compatibility/2006" xmlns:aink="http://schemas.microsoft.com/office/drawing/2016/ink" xmlns:am3d="http://schemas.microsoft.com/office/drawing/2017/model3d" xmlns:o="urn:schemas-microsoft-com:office:office" xmlns:oel="http://schemas.microsoft.com/office/2019/extlst" xmlns:r="http://schemas.openxmlformats.org/officeDocument/2006/relationships" xmlns:m="http://schemas.openxmlformats.org/officeDocument/2006/math" xmlns:v="urn:schemas-microsoft-com:vml" xmlns:wp14="http://schemas.microsoft.com/office/word/2010/wordprocessingDrawing" xmlns:wp="http://schemas.openxmlformats.org/drawingml/2006/wordprocessingDrawing" xmlns:w10="urn:schemas-microsoft-com:office:word" xmlns:w="http://schemas.openxmlformats.org/wordprocessingml/2006/main" xmlns:w14="http://schemas.microsoft.com/office/word/2010/wordml" xmlns:w15="http://schemas.microsoft.com/office/word/2012/wordml" xmlns:w16cex="http://schemas.microsoft.com/office/word/2018/wordml/cex" xmlns:w16cid="http://schemas.microsoft.com/office/word/2016/wordml/cid" xmlns:w16="http://schemas.microsoft.com/office/word/2018/wordml" xmlns:w16du="http://schemas.microsoft.com/office/word/2023/wordml/word16du" xmlns:w16sdtdh="http://schemas.microsoft.com/office/word/2020/wordml/sdtdatahash" xmlns:w16sdtfl="http://schemas.microsoft.com/office/word/2024/wordml/sdtformatlock" xmlns:w16se="http://schemas.microsoft.com/office/word/2015/wordml/symex" xmlns:wpg="http://schemas.microsoft.com/office/word/2010/wordprocessingGroup" xmlns:wpi="http://schemas.microsoft.com/office/word/2010/wordprocessingInk" xmlns:wne="http://schemas.microsoft.com/office/word/2006/wordml" xmlns:wps="http://schemas.microsoft.com/office/word/2010/wordprocessingShape" mc:Ignorable="w14 w15 w16se w16cid w16 w16cex w16sdtdh w16sdtfl w16du wp14">
+<w:document xmlns:wpc="http://schemas.microsoft.com/office/word/2010/wordprocessingCanvas" xmlns:cx="http://schemas.microsoft.com/office/drawing/2014/chartex" xmlns:cx1="http://schemas.microsoft.com/office/drawing/2015/9/8/chartex" xmlns:cx2="http://schemas.microsoft.com/office/drawing/2015/10/21/chartex" xmlns:cx3="http://schemas.microsoft.com/office/drawing/2016/5/9/chartex" xmlns:cx4="http://schemas.microsoft.com/office/drawing/2016/5/10/chartex" xmlns:cx5="http://schemas.microsoft.com/office/drawing/2016/5/11/chartex" xmlns:cx6="http://schemas.microsoft.com/office/drawing/2016/5/12/chartex" xmlns:cx7="http://schemas.microsoft.com/office/drawing/2016/5/13/chartex" xmlns:cx8="http://schemas.microsoft.com/office/drawing/2016/5/14/chartex" xmlns:mc="http://schemas.openxmlformats.org/markup-compatibility/2006" xmlns:m="http://schemas.openxmlformats.org/officeDocument/2006/math" xmlns:aink="http://schemas.microsoft.com/office/drawing/2016/ink" xmlns:am3d="http://schemas.microsoft.com/office/drawing/2017/model3d" xmlns:oel="http://schemas.microsoft.com/office/2019/extlst" xmlns:r="http://schemas.openxmlformats.org/officeDocument/2006/relationships" xmlns:wp14="http://schemas.microsoft.com/office/word/2010/wordprocessingDrawing" xmlns:wp="http://schemas.openxmlformats.org/drawingml/2006/wordprocessingDrawing" xmlns:wpg="http://schemas.microsoft.com/office/word/2010/wordprocessingGroup" xmlns:wpi="http://schemas.microsoft.com/office/word/2010/wordprocessingInk" xmlns:wps="http://schemas.microsoft.com/office/word/2010/wordprocessingShape" xmlns:o="urn:schemas-microsoft-com:office:office" xmlns:v="urn:schemas-microsoft-com:vml" xmlns:w10="urn:schemas-microsoft-com:office:word" xmlns:w="http://schemas.openxmlformats.org/wordprocessingml/2006/main" xmlns:w14="http://schemas.microsoft.com/office/word/2010/wordml" xmlns:w15="http://schemas.microsoft.com/office/word/2012/wordml" xmlns:w16cei="http://schemas.microsoft.com/office/word/2026/wordml/cei" xmlns:w16cex="http://schemas.microsoft.com/office/word/2018/wordml/cex" xmlns:w16cid="http://schemas.microsoft.com/office/word/2016/wordml/cid" xmlns:w16="http://schemas.microsoft.com/office/word/2018/wordml" xmlns:w16sdtdh="http://schemas.microsoft.com/office/word/2020/wordml/sdtdatahash" xmlns:w16sdtfl="http://schemas.microsoft.com/office/word/2024/wordml/sdtformatlock" xmlns:w16se="http://schemas.microsoft.com/office/word/2015/wordml/symex" xmlns:w16du="http://schemas.microsoft.com/office/word/2023/wordml/word16du" xmlns:wne="http://schemas.microsoft.com/office/word/2006/wordml" mc:Ignorable="w14 w15 w16se w16cid w16 w16cex w16sdtdh w16sdtfl w16du wp14">
   <w:body>
     <w:p>
       <w:pPr>
@@ -841,6 +841,90 @@
         <w:adjustRightInd w:val="0"/>
         <w:jc w:val="left"/>
         <w:rPr>
+          <w:rFonts w:ascii="Arial" w:hAnsi="Arial" w:cs="Arial"/>
+          <w:sz w:val="20"/>
+          <w:lang w:val="en-GB"/>
+        </w:rPr>
+      </w:pPr>
+      <w:r>
+        <w:rPr>
+          <w:rFonts w:ascii="Calibri" w:hAnsi="Calibri" w:cs="Calibri"/>
+          <w:bCs/>
+          <w:color w:val="EE0000"/>
+          <w:szCs w:val="22"/>
+        </w:rPr>
+        <w:t>[</w:t>
+      </w:r>
+      <w:r>
+        <w:rPr>
+          <w:color w:val="EE0000"/>
+          <w:szCs w:val="24"/>
+        </w:rPr>
+        <w:t xml:space="preserve">During the tasks we </w:t>
+      </w:r>
+      <w:r>
+        <w:rPr>
+          <w:color w:val="EE0000"/>
+          <w:szCs w:val="24"/>
+        </w:rPr>
+        <w:t>will</w:t>
+      </w:r>
+      <w:r>
+        <w:rPr>
+          <w:color w:val="EE0000"/>
+          <w:szCs w:val="24"/>
+        </w:rPr>
+        <w:t xml:space="preserve"> </w:t>
+      </w:r>
+      <w:r>
+        <w:rPr>
+          <w:color w:val="EE0000"/>
+          <w:szCs w:val="24"/>
+        </w:rPr>
+        <w:t>also record your brain activity using</w:t>
+      </w:r>
+      <w:r>
+        <w:rPr>
+          <w:color w:val="EE0000"/>
+          <w:szCs w:val="24"/>
+        </w:rPr>
+        <w:t xml:space="preserve"> </w:t>
+      </w:r>
+      <w:r>
+        <w:rPr>
+          <w:color w:val="EE0000"/>
+          <w:szCs w:val="24"/>
+        </w:rPr>
+        <w:t>electroencephalography (EEG), a safe and non-invasive method that measures natural electrical activity using small sensors placed on the scalp with a water-based gel. Please arrive with clean, dry hair and avoid using any hair products (gel, oil, wax, hairspray) on the day of your session. You may wish to bring a hairbrush or hair tie, and you will be able to wash your hair afterwards.</w:t>
+      </w:r>
+      <w:r>
+        <w:rPr>
+          <w:color w:val="EE0000"/>
+          <w:szCs w:val="24"/>
+        </w:rPr>
+        <w:t>]</w:t>
+      </w:r>
+    </w:p>
+    <w:p>
+      <w:pPr>
+        <w:autoSpaceDE w:val="0"/>
+        <w:autoSpaceDN w:val="0"/>
+        <w:adjustRightInd w:val="0"/>
+        <w:jc w:val="left"/>
+        <w:rPr>
+          <w:rFonts w:ascii="Arial" w:hAnsi="Arial" w:cs="Arial"/>
+          <w:sz w:val="20"/>
+          <w:lang w:val="en-GB"/>
+        </w:rPr>
+      </w:pPr>
+    </w:p>
+    <w:p>
+      <w:pPr>
+        <w:autoSpaceDE w:val="0"/>
+        <w:autoSpaceDN w:val="0"/>
+        <w:adjustRightInd w:val="0"/>
+        <w:jc w:val="left"/>
+        <w:rPr>
           <w:rFonts w:ascii="Calibri" w:hAnsi="Calibri" w:cs="Calibri"/>
           <w:bCs/>
           <w:color w:val="000000"/>
@@ -959,7 +1043,6 @@
         <w:pStyle w:val="Heading1"/>
       </w:pPr>
       <w:r>
-        <w:lastRenderedPageBreak/>
         <w:t>Prolific Advertisement</w:t>
       </w:r>
       <w:bookmarkEnd w:id="2"/>
@@ -1533,7 +1616,6 @@
         </w:rPr>
         <w:t xml:space="preserve">Research Ethics Committee (Project No. </w:t>
       </w:r>
-      <w:proofErr w:type="spellStart"/>
       <w:r>
         <w:rPr>
           <w:rFonts w:eastAsiaTheme="minorHAnsi"/>
@@ -1543,7 +1625,6 @@
         </w:rPr>
         <w:t>xxxxx</w:t>
       </w:r>
-      <w:proofErr w:type="spellEnd"/>
       <w:r>
         <w:rPr>
           <w:rFonts w:eastAsiaTheme="minorHAnsi"/>
@@ -1643,7 +1724,6 @@
         <w:jc w:val="left"/>
       </w:pPr>
       <w:r>
-        <w:lastRenderedPageBreak/>
         <w:t xml:space="preserve">You are invited to participate in a study on </w:t>
       </w:r>
       <w:r>
@@ -1701,15 +1781,7 @@
         <w:t>erformance</w:t>
       </w:r>
       <w:r>
-        <w:t xml:space="preserve">. This </w:t>
-      </w:r>
-      <w:proofErr w:type="gramStart"/>
-      <w:r>
-        <w:t>XX minute</w:t>
-      </w:r>
-      <w:proofErr w:type="gramEnd"/>
-      <w:r>
-        <w:t xml:space="preserve"> online study involves completing measures of cognitive ability and answering some questionnaires about yourself. </w:t>
+        <w:t xml:space="preserve">. This XX minute online study involves completing measures of cognitive ability and answering some questionnaires about yourself. </w:t>
       </w:r>
     </w:p>
     <w:p>
@@ -1851,15 +1923,7 @@
         <w:t>You are receiving this email because you previously indicated that you would be interested in participating in more research run by the University of Sydney. We are running a new study where p</w:t>
       </w:r>
       <w:r>
-        <w:t xml:space="preserve">articipants will complete </w:t>
-      </w:r>
-      <w:proofErr w:type="gramStart"/>
-      <w:r>
-        <w:t>a number of</w:t>
-      </w:r>
-      <w:proofErr w:type="gramEnd"/>
-      <w:r>
-        <w:t xml:space="preserve"> cognitive tasks and surveys. Participants must be proficient in English in order to participate in the study.</w:t>
+        <w:t>articipants will complete a number of cognitive tasks and surveys. Participants must be proficient in English in order to participate in the study.</w:t>
       </w:r>
       <w:r>
         <w:t xml:space="preserve"> The study will be completed online and take approximately XX minutes. </w:t>
@@ -1896,15 +1960,7 @@
     </w:p>
     <w:p>
       <w:r>
-        <w:t xml:space="preserve">If you would like to </w:t>
-      </w:r>
-      <w:proofErr w:type="gramStart"/>
-      <w:r>
-        <w:t>participate</w:t>
-      </w:r>
-      <w:proofErr w:type="gramEnd"/>
-      <w:r>
-        <w:t xml:space="preserve"> go to the following link</w:t>
+        <w:t>If you would like to participate go to the following link</w:t>
       </w:r>
     </w:p>
     <w:p/>
@@ -2080,7 +2136,6 @@
         <w:br/>
         <w:t>Project number: [</w:t>
       </w:r>
-      <w:proofErr w:type="spellStart"/>
       <w:r>
         <w:rPr>
           <w:rFonts w:ascii="Arial" w:hAnsi="Arial" w:cs="Arial"/>
@@ -2092,7 +2147,6 @@
         </w:rPr>
         <w:t>xxxxx</w:t>
       </w:r>
-      <w:proofErr w:type="spellEnd"/>
       <w:r>
         <w:rPr>
           <w:rFonts w:ascii="Arial" w:hAnsi="Arial" w:cs="Arial"/>
@@ -2147,7 +2201,7 @@
 </file>
 
 <file path=word/endnotes.xml><?xml version="1.0" encoding="utf-8"?>
-<w:endnotes xmlns:wpc="http://schemas.microsoft.com/office/word/2010/wordprocessingCanvas" xmlns:cx="http://schemas.microsoft.com/office/drawing/2014/chartex" xmlns:cx1="http://schemas.microsoft.com/office/drawing/2015/9/8/chartex" xmlns:cx2="http://schemas.microsoft.com/office/drawing/2015/10/21/chartex" xmlns:cx3="http://schemas.microsoft.com/office/drawing/2016/5/9/chartex" xmlns:cx4="http://schemas.microsoft.com/office/drawing/2016/5/10/chartex" xmlns:cx5="http://schemas.microsoft.com/office/drawing/2016/5/11/chartex" xmlns:cx6="http://schemas.microsoft.com/office/drawing/2016/5/12/chartex" xmlns:cx7="http://schemas.microsoft.com/office/drawing/2016/5/13/chartex" xmlns:cx8="http://schemas.microsoft.com/office/drawing/2016/5/14/chartex" xmlns:mc="http://schemas.openxmlformats.org/markup-compatibility/2006" xmlns:aink="http://schemas.microsoft.com/office/drawing/2016/ink" xmlns:am3d="http://schemas.microsoft.com/office/drawing/2017/model3d" xmlns:o="urn:schemas-microsoft-com:office:office" xmlns:oel="http://schemas.microsoft.com/office/2019/extlst" xmlns:r="http://schemas.openxmlformats.org/officeDocument/2006/relationships" xmlns:m="http://schemas.openxmlformats.org/officeDocument/2006/math" xmlns:v="urn:schemas-microsoft-com:vml" xmlns:wp14="http://schemas.microsoft.com/office/word/2010/wordprocessingDrawing" xmlns:wp="http://schemas.openxmlformats.org/drawingml/2006/wordprocessingDrawing" xmlns:w10="urn:schemas-microsoft-com:office:word" xmlns:w="http://schemas.openxmlformats.org/wordprocessingml/2006/main" xmlns:w14="http://schemas.microsoft.com/office/word/2010/wordml" xmlns:w15="http://schemas.microsoft.com/office/word/2012/wordml" xmlns:w16cex="http://schemas.microsoft.com/office/word/2018/wordml/cex" xmlns:w16cid="http://schemas.microsoft.com/office/word/2016/wordml/cid" xmlns:w16="http://schemas.microsoft.com/office/word/2018/wordml" xmlns:w16du="http://schemas.microsoft.com/office/word/2023/wordml/word16du" xmlns:w16sdtdh="http://schemas.microsoft.com/office/word/2020/wordml/sdtdatahash" xmlns:w16sdtfl="http://schemas.microsoft.com/office/word/2024/wordml/sdtformatlock" xmlns:w16se="http://schemas.microsoft.com/office/word/2015/wordml/symex" xmlns:wpg="http://schemas.microsoft.com/office/word/2010/wordprocessingGroup" xmlns:wpi="http://schemas.microsoft.com/office/word/2010/wordprocessingInk" xmlns:wne="http://schemas.microsoft.com/office/word/2006/wordml" xmlns:wps="http://schemas.microsoft.com/office/word/2010/wordprocessingShape" mc:Ignorable="w14 w15 w16se w16cid w16 w16cex w16sdtdh w16sdtfl w16du wp14">
+<w:endnotes xmlns:wpc="http://schemas.microsoft.com/office/word/2010/wordprocessingCanvas" xmlns:cx="http://schemas.microsoft.com/office/drawing/2014/chartex" xmlns:cx1="http://schemas.microsoft.com/office/drawing/2015/9/8/chartex" xmlns:cx2="http://schemas.microsoft.com/office/drawing/2015/10/21/chartex" xmlns:cx3="http://schemas.microsoft.com/office/drawing/2016/5/9/chartex" xmlns:cx4="http://schemas.microsoft.com/office/drawing/2016/5/10/chartex" xmlns:cx5="http://schemas.microsoft.com/office/drawing/2016/5/11/chartex" xmlns:cx6="http://schemas.microsoft.com/office/drawing/2016/5/12/chartex" xmlns:cx7="http://schemas.microsoft.com/office/drawing/2016/5/13/chartex" xmlns:cx8="http://schemas.microsoft.com/office/drawing/2016/5/14/chartex" xmlns:mc="http://schemas.openxmlformats.org/markup-compatibility/2006" xmlns:m="http://schemas.openxmlformats.org/officeDocument/2006/math" xmlns:aink="http://schemas.microsoft.com/office/drawing/2016/ink" xmlns:am3d="http://schemas.microsoft.com/office/drawing/2017/model3d" xmlns:oel="http://schemas.microsoft.com/office/2019/extlst" xmlns:r="http://schemas.openxmlformats.org/officeDocument/2006/relationships" xmlns:wp14="http://schemas.microsoft.com/office/word/2010/wordprocessingDrawing" xmlns:wp="http://schemas.openxmlformats.org/drawingml/2006/wordprocessingDrawing" xmlns:wpg="http://schemas.microsoft.com/office/word/2010/wordprocessingGroup" xmlns:wpi="http://schemas.microsoft.com/office/word/2010/wordprocessingInk" xmlns:wps="http://schemas.microsoft.com/office/word/2010/wordprocessingShape" xmlns:o="urn:schemas-microsoft-com:office:office" xmlns:v="urn:schemas-microsoft-com:vml" xmlns:w10="urn:schemas-microsoft-com:office:word" xmlns:w="http://schemas.openxmlformats.org/wordprocessingml/2006/main" xmlns:w14="http://schemas.microsoft.com/office/word/2010/wordml" xmlns:w15="http://schemas.microsoft.com/office/word/2012/wordml" xmlns:w16cei="http://schemas.microsoft.com/office/word/2026/wordml/cei" xmlns:w16cex="http://schemas.microsoft.com/office/word/2018/wordml/cex" xmlns:w16cid="http://schemas.microsoft.com/office/word/2016/wordml/cid" xmlns:w16="http://schemas.microsoft.com/office/word/2018/wordml" xmlns:w16sdtdh="http://schemas.microsoft.com/office/word/2020/wordml/sdtdatahash" xmlns:w16sdtfl="http://schemas.microsoft.com/office/word/2024/wordml/sdtformatlock" xmlns:w16se="http://schemas.microsoft.com/office/word/2015/wordml/symex" xmlns:w16du="http://schemas.microsoft.com/office/word/2023/wordml/word16du" xmlns:wne="http://schemas.microsoft.com/office/word/2006/wordml" mc:Ignorable="w14 w15 w16se w16cid w16 w16cex w16sdtdh w16sdtfl w16du wp14">
   <w:endnote w:type="separator" w:id="-1">
     <w:p>
       <w:r>
@@ -2166,7 +2220,7 @@
 </file>
 
 <file path=word/footer1.xml><?xml version="1.0" encoding="utf-8"?>
-<w:ftr xmlns:wpc="http://schemas.microsoft.com/office/word/2010/wordprocessingCanvas" xmlns:cx="http://schemas.microsoft.com/office/drawing/2014/chartex" xmlns:cx1="http://schemas.microsoft.com/office/drawing/2015/9/8/chartex" xmlns:cx2="http://schemas.microsoft.com/office/drawing/2015/10/21/chartex" xmlns:cx3="http://schemas.microsoft.com/office/drawing/2016/5/9/chartex" xmlns:cx4="http://schemas.microsoft.com/office/drawing/2016/5/10/chartex" xmlns:cx5="http://schemas.microsoft.com/office/drawing/2016/5/11/chartex" xmlns:cx6="http://schemas.microsoft.com/office/drawing/2016/5/12/chartex" xmlns:cx7="http://schemas.microsoft.com/office/drawing/2016/5/13/chartex" xmlns:cx8="http://schemas.microsoft.com/office/drawing/2016/5/14/chartex" xmlns:mc="http://schemas.openxmlformats.org/markup-compatibility/2006" xmlns:aink="http://schemas.microsoft.com/office/drawing/2016/ink" xmlns:am3d="http://schemas.microsoft.com/office/drawing/2017/model3d" xmlns:o="urn:schemas-microsoft-com:office:office" xmlns:oel="http://schemas.microsoft.com/office/2019/extlst" xmlns:r="http://schemas.openxmlformats.org/officeDocument/2006/relationships" xmlns:m="http://schemas.openxmlformats.org/officeDocument/2006/math" xmlns:v="urn:schemas-microsoft-com:vml" xmlns:wp14="http://schemas.microsoft.com/office/word/2010/wordprocessingDrawing" xmlns:wp="http://schemas.openxmlformats.org/drawingml/2006/wordprocessingDrawing" xmlns:w10="urn:schemas-microsoft-com:office:word" xmlns:w="http://schemas.openxmlformats.org/wordprocessingml/2006/main" xmlns:w14="http://schemas.microsoft.com/office/word/2010/wordml" xmlns:w15="http://schemas.microsoft.com/office/word/2012/wordml" xmlns:w16cex="http://schemas.microsoft.com/office/word/2018/wordml/cex" xmlns:w16cid="http://schemas.microsoft.com/office/word/2016/wordml/cid" xmlns:w16="http://schemas.microsoft.com/office/word/2018/wordml" xmlns:w16du="http://schemas.microsoft.com/office/word/2023/wordml/word16du" xmlns:w16sdtdh="http://schemas.microsoft.com/office/word/2020/wordml/sdtdatahash" xmlns:w16sdtfl="http://schemas.microsoft.com/office/word/2024/wordml/sdtformatlock" xmlns:w16se="http://schemas.microsoft.com/office/word/2015/wordml/symex" xmlns:wpg="http://schemas.microsoft.com/office/word/2010/wordprocessingGroup" xmlns:wpi="http://schemas.microsoft.com/office/word/2010/wordprocessingInk" xmlns:wne="http://schemas.microsoft.com/office/word/2006/wordml" xmlns:wps="http://schemas.microsoft.com/office/word/2010/wordprocessingShape" mc:Ignorable="w14 w15 w16se w16cid w16 w16cex w16sdtdh w16sdtfl w16du wp14">
+<w:ftr xmlns:wpc="http://schemas.microsoft.com/office/word/2010/wordprocessingCanvas" xmlns:cx="http://schemas.microsoft.com/office/drawing/2014/chartex" xmlns:cx1="http://schemas.microsoft.com/office/drawing/2015/9/8/chartex" xmlns:cx2="http://schemas.microsoft.com/office/drawing/2015/10/21/chartex" xmlns:cx3="http://schemas.microsoft.com/office/drawing/2016/5/9/chartex" xmlns:cx4="http://schemas.microsoft.com/office/drawing/2016/5/10/chartex" xmlns:cx5="http://schemas.microsoft.com/office/drawing/2016/5/11/chartex" xmlns:cx6="http://schemas.microsoft.com/office/drawing/2016/5/12/chartex" xmlns:cx7="http://schemas.microsoft.com/office/drawing/2016/5/13/chartex" xmlns:cx8="http://schemas.microsoft.com/office/drawing/2016/5/14/chartex" xmlns:mc="http://schemas.openxmlformats.org/markup-compatibility/2006" xmlns:m="http://schemas.openxmlformats.org/officeDocument/2006/math" xmlns:aink="http://schemas.microsoft.com/office/drawing/2016/ink" xmlns:am3d="http://schemas.microsoft.com/office/drawing/2017/model3d" xmlns:oel="http://schemas.microsoft.com/office/2019/extlst" xmlns:r="http://schemas.openxmlformats.org/officeDocument/2006/relationships" xmlns:wp14="http://schemas.microsoft.com/office/word/2010/wordprocessingDrawing" xmlns:wp="http://schemas.openxmlformats.org/drawingml/2006/wordprocessingDrawing" xmlns:wpg="http://schemas.microsoft.com/office/word/2010/wordprocessingGroup" xmlns:wpi="http://schemas.microsoft.com/office/word/2010/wordprocessingInk" xmlns:wps="http://schemas.microsoft.com/office/word/2010/wordprocessingShape" xmlns:o="urn:schemas-microsoft-com:office:office" xmlns:v="urn:schemas-microsoft-com:vml" xmlns:w10="urn:schemas-microsoft-com:office:word" xmlns:w="http://schemas.openxmlformats.org/wordprocessingml/2006/main" xmlns:w14="http://schemas.microsoft.com/office/word/2010/wordml" xmlns:w15="http://schemas.microsoft.com/office/word/2012/wordml" xmlns:w16cei="http://schemas.microsoft.com/office/word/2026/wordml/cei" xmlns:w16cex="http://schemas.microsoft.com/office/word/2018/wordml/cex" xmlns:w16cid="http://schemas.microsoft.com/office/word/2016/wordml/cid" xmlns:w16="http://schemas.microsoft.com/office/word/2018/wordml" xmlns:w16sdtdh="http://schemas.microsoft.com/office/word/2020/wordml/sdtdatahash" xmlns:w16sdtfl="http://schemas.microsoft.com/office/word/2024/wordml/sdtformatlock" xmlns:w16se="http://schemas.microsoft.com/office/word/2015/wordml/symex" xmlns:w16du="http://schemas.microsoft.com/office/word/2023/wordml/word16du" xmlns:wne="http://schemas.microsoft.com/office/word/2006/wordml" mc:Ignorable="w14 w15 w16se w16cid w16 w16cex w16sdtdh w16sdtfl w16du wp14">
   <w:p>
     <w:pPr>
       <w:pStyle w:val="Footer"/>
@@ -2185,7 +2239,15 @@
         <w:color w:val="E64626"/>
         <w:sz w:val="20"/>
       </w:rPr>
-      <w:t>2</w:t>
+      <w:t>3</w:t>
+    </w:r>
+    <w:r>
+      <w:rPr>
+        <w:rFonts w:cstheme="minorHAnsi"/>
+        <w:color w:val="E64626"/>
+        <w:sz w:val="20"/>
+      </w:rPr>
+      <w:t>.1</w:t>
     </w:r>
     <w:r>
       <w:rPr>
@@ -2201,14 +2263,46 @@
         <w:color w:val="E64626"/>
         <w:sz w:val="20"/>
       </w:rPr>
-      <w:t>20 January 2026</w:t>
+      <w:t>10</w:t>
+    </w:r>
+    <w:r>
+      <w:rPr>
+        <w:rFonts w:cstheme="minorHAnsi"/>
+        <w:color w:val="E64626"/>
+        <w:sz w:val="20"/>
+      </w:rPr>
+      <w:t xml:space="preserve"> </w:t>
+    </w:r>
+    <w:r>
+      <w:rPr>
+        <w:rFonts w:cstheme="minorHAnsi"/>
+        <w:color w:val="E64626"/>
+        <w:sz w:val="20"/>
+      </w:rPr>
+      <w:t>August</w:t>
+    </w:r>
+    <w:r>
+      <w:rPr>
+        <w:rFonts w:cstheme="minorHAnsi"/>
+        <w:color w:val="E64626"/>
+        <w:sz w:val="20"/>
+      </w:rPr>
+      <w:t xml:space="preserve"> </w:t>
+    </w:r>
+    <w:r>
+      <w:rPr>
+        <w:rFonts w:cstheme="minorHAnsi"/>
+        <w:color w:val="E64626"/>
+        <w:sz w:val="20"/>
+      </w:rPr>
+      <w:t>2026</w:t>
     </w:r>
   </w:p>
 </w:ftr>
 </file>
 
 <file path=word/footnotes.xml><?xml version="1.0" encoding="utf-8"?>
-<w:footnotes xmlns:wpc="http://schemas.microsoft.com/office/word/2010/wordprocessingCanvas" xmlns:cx="http://schemas.microsoft.com/office/drawing/2014/chartex" xmlns:cx1="http://schemas.microsoft.com/office/drawing/2015/9/8/chartex" xmlns:cx2="http://schemas.microsoft.com/office/drawing/2015/10/21/chartex" xmlns:cx3="http://schemas.microsoft.com/office/drawing/2016/5/9/chartex" xmlns:cx4="http://schemas.microsoft.com/office/drawing/2016/5/10/chartex" xmlns:cx5="http://schemas.microsoft.com/office/drawing/2016/5/11/chartex" xmlns:cx6="http://schemas.microsoft.com/office/drawing/2016/5/12/chartex" xmlns:cx7="http://schemas.microsoft.com/office/drawing/2016/5/13/chartex" xmlns:cx8="http://schemas.microsoft.com/office/drawing/2016/5/14/chartex" xmlns:mc="http://schemas.openxmlformats.org/markup-compatibility/2006" xmlns:aink="http://schemas.microsoft.com/office/drawing/2016/ink" xmlns:am3d="http://schemas.microsoft.com/office/drawing/2017/model3d" xmlns:o="urn:schemas-microsoft-com:office:office" xmlns:oel="http://schemas.microsoft.com/office/2019/extlst" xmlns:r="http://schemas.openxmlformats.org/officeDocument/2006/relationships" xmlns:m="http://schemas.openxmlformats.org/officeDocument/2006/math" xmlns:v="urn:schemas-microsoft-com:vml" xmlns:wp14="http://schemas.microsoft.com/office/word/2010/wordprocessingDrawing" xmlns:wp="http://schemas.openxmlformats.org/drawingml/2006/wordprocessingDrawing" xmlns:w10="urn:schemas-microsoft-com:office:word" xmlns:w="http://schemas.openxmlformats.org/wordprocessingml/2006/main" xmlns:w14="http://schemas.microsoft.com/office/word/2010/wordml" xmlns:w15="http://schemas.microsoft.com/office/word/2012/wordml" xmlns:w16cex="http://schemas.microsoft.com/office/word/2018/wordml/cex" xmlns:w16cid="http://schemas.microsoft.com/office/word/2016/wordml/cid" xmlns:w16="http://schemas.microsoft.com/office/word/2018/wordml" xmlns:w16du="http://schemas.microsoft.com/office/word/2023/wordml/word16du" xmlns:w16sdtdh="http://schemas.microsoft.com/office/word/2020/wordml/sdtdatahash" xmlns:w16sdtfl="http://schemas.microsoft.com/office/word/2024/wordml/sdtformatlock" xmlns:w16se="http://schemas.microsoft.com/office/word/2015/wordml/symex" xmlns:wpg="http://schemas.microsoft.com/office/word/2010/wordprocessingGroup" xmlns:wpi="http://schemas.microsoft.com/office/word/2010/wordprocessingInk" xmlns:wne="http://schemas.microsoft.com/office/word/2006/wordml" xmlns:wps="http://schemas.microsoft.com/office/word/2010/wordprocessingShape" mc:Ignorable="w14 w15 w16se w16cid w16 w16cex w16sdtdh w16sdtfl w16du wp14">
+<w:footnotes xmlns:wpc="http://schemas.microsoft.com/office/word/2010/wordprocessingCanvas" xmlns:cx="http://schemas.microsoft.com/office/drawing/2014/chartex" xmlns:cx1="http://schemas.microsoft.com/office/drawing/2015/9/8/chartex" xmlns:cx2="http://schemas.microsoft.com/office/drawing/2015/10/21/chartex" xmlns:cx3="http://schemas.microsoft.com/office/drawing/2016/5/9/chartex" xmlns:cx4="http://schemas.microsoft.com/office/drawing/2016/5/10/chartex" xmlns:cx5="http://schemas.microsoft.com/office/drawing/2016/5/11/chartex" xmlns:cx6="http://schemas.microsoft.com/office/drawing/2016/5/12/chartex" xmlns:cx7="http://schemas.microsoft.com/office/drawing/2016/5/13/chartex" xmlns:cx8="http://schemas.microsoft.com/office/drawing/2016/5/14/chartex" xmlns:mc="http://schemas.openxmlformats.org/markup-compatibility/2006" xmlns:m="http://schemas.openxmlformats.org/officeDocument/2006/math" xmlns:aink="http://schemas.microsoft.com/office/drawing/2016/ink" xmlns:am3d="http://schemas.microsoft.com/office/drawing/2017/model3d" xmlns:oel="http://schemas.microsoft.com/office/2019/extlst" xmlns:r="http://schemas.openxmlformats.org/officeDocument/2006/relationships" xmlns:wp14="http://schemas.microsoft.com/office/word/2010/wordprocessingDrawing" xmlns:wp="http://schemas.openxmlformats.org/drawingml/2006/wordprocessingDrawing" xmlns:wpg="http://schemas.microsoft.com/office/word/2010/wordprocessingGroup" xmlns:wpi="http://schemas.microsoft.com/office/word/2010/wordprocessingInk" xmlns:wps="http://schemas.microsoft.com/office/word/2010/wordprocessingShape" xmlns:o="urn:schemas-microsoft-com:office:office" xmlns:v="urn:schemas-microsoft-com:vml" xmlns:w10="urn:schemas-microsoft-com:office:word" xmlns:w="http://schemas.openxmlformats.org/wordprocessingml/2006/main" xmlns:w14="http://schemas.microsoft.com/office/word/2010/wordml" xmlns:w15="http://schemas.microsoft.com/office/word/2012/wordml" xmlns:w16cei="http://schemas.microsoft.com/office/word/2026/wordml/cei" xmlns:w16cex="http://schemas.microsoft.com/office/word/2018/wordml/cex" xmlns:w16cid="http://schemas.microsoft.com/office/word/2016/wordml/cid" xmlns:w16="http://schemas.microsoft.com/office/word/2018/wordml" xmlns:w16sdtdh="http://schemas.microsoft.com/office/word/2020/wordml/sdtdatahash" xmlns:w16sdtfl="http://schemas.microsoft.com/office/word/2024/wordml/sdtformatlock" xmlns:w16se="http://schemas.microsoft.com/office/word/2015/wordml/symex" xmlns:w16du="http://schemas.microsoft.com/office/word/2023/wordml/word16du" xmlns:wne="http://schemas.microsoft.com/office/word/2006/wordml" mc:Ignorable="w14 w15 w16se w16cid w16 w16cex w16sdtdh w16sdtfl w16du wp14">
   <w:footnote w:type="separator" w:id="-1">
     <w:p>
       <w:r>
@@ -2227,7 +2321,7 @@
 </file>
 
 <file path=word/styles.xml><?xml version="1.0" encoding="utf-8"?>
-<w:styles xmlns:mc="http://schemas.openxmlformats.org/markup-compatibility/2006" xmlns:r="http://schemas.openxmlformats.org/officeDocument/2006/relationships" xmlns:w="http://schemas.openxmlformats.org/wordprocessingml/2006/main" xmlns:w14="http://schemas.microsoft.com/office/word/2010/wordml" xmlns:w15="http://schemas.microsoft.com/office/word/2012/wordml" xmlns:w16cex="http://schemas.microsoft.com/office/word/2018/wordml/cex" xmlns:w16cid="http://schemas.microsoft.com/office/word/2016/wordml/cid" xmlns:w16="http://schemas.microsoft.com/office/word/2018/wordml" xmlns:w16du="http://schemas.microsoft.com/office/word/2023/wordml/word16du" xmlns:w16sdtdh="http://schemas.microsoft.com/office/word/2020/wordml/sdtdatahash" xmlns:w16sdtfl="http://schemas.microsoft.com/office/word/2024/wordml/sdtformatlock" xmlns:w16se="http://schemas.microsoft.com/office/word/2015/wordml/symex" mc:Ignorable="w14 w15 w16se w16cid w16 w16cex w16sdtdh w16sdtfl w16du">
+<w:styles xmlns:mc="http://schemas.openxmlformats.org/markup-compatibility/2006" xmlns:r="http://schemas.openxmlformats.org/officeDocument/2006/relationships" xmlns:w="http://schemas.openxmlformats.org/wordprocessingml/2006/main" xmlns:w14="http://schemas.microsoft.com/office/word/2010/wordml" xmlns:w15="http://schemas.microsoft.com/office/word/2012/wordml" xmlns:w16cex="http://schemas.microsoft.com/office/word/2018/wordml/cex" xmlns:w16cid="http://schemas.microsoft.com/office/word/2016/wordml/cid" xmlns:w16="http://schemas.microsoft.com/office/word/2018/wordml" xmlns:w16sdtdh="http://schemas.microsoft.com/office/word/2020/wordml/sdtdatahash" xmlns:w16sdtfl="http://schemas.microsoft.com/office/word/2024/wordml/sdtformatlock" xmlns:w16se="http://schemas.microsoft.com/office/word/2015/wordml/symex" xmlns:w16du="http://schemas.microsoft.com/office/word/2023/wordml/word16du" mc:Ignorable="w14 w15 w16se w16cid w16 w16cex w16sdtdh w16sdtfl w16du">
   <w:docDefaults>
     <w:rPrDefault>
       <w:rPr>
@@ -3261,18 +3355,18 @@
 </file>
 
 <file path=customXml/item1.xml><?xml version="1.0" encoding="utf-8"?>
+<p:properties xmlns:p="http://schemas.microsoft.com/office/2006/metadata/properties" xmlns:xsi="http://www.w3.org/2001/XMLSchema-instance" xmlns:pc="http://schemas.microsoft.com/office/infopath/2007/PartnerControls">
+  <documentManagement/>
+</p:properties>
+</file>
+
+<file path=customXml/item2.xml><?xml version="1.0" encoding="utf-8"?>
 <?mso-contentType ?>
 <FormTemplates xmlns="http://schemas.microsoft.com/sharepoint/v3/contenttype/forms">
   <Display>DocumentLibraryForm</Display>
   <Edit>DocumentLibraryForm</Edit>
   <New>DocumentLibraryForm</New>
 </FormTemplates>
-</file>
-
-<file path=customXml/item2.xml><?xml version="1.0" encoding="utf-8"?>
-<p:properties xmlns:p="http://schemas.microsoft.com/office/2006/metadata/properties" xmlns:xsi="http://www.w3.org/2001/XMLSchema-instance" xmlns:pc="http://schemas.microsoft.com/office/infopath/2007/PartnerControls">
-  <documentManagement/>
-</p:properties>
 </file>
 
 <file path=customXml/item3.xml><?xml version="1.0" encoding="utf-8"?>
@@ -3390,18 +3484,18 @@
 </file>
 
 <file path=customXml/itemProps1.xml><?xml version="1.0" encoding="utf-8"?>
-<ds:datastoreItem xmlns:ds="http://schemas.openxmlformats.org/officeDocument/2006/customXml" ds:itemID="{B843E5BE-63E7-4791-827F-26EBAC2AC433}">
+<ds:datastoreItem xmlns:ds="http://schemas.openxmlformats.org/officeDocument/2006/customXml" ds:itemID="{9B4A3730-8ABB-4356-A013-C31B8C99ECDF}">
   <ds:schemaRefs>
-    <ds:schemaRef ds:uri="http://schemas.microsoft.com/sharepoint/v3/contenttype/forms"/>
+    <ds:schemaRef ds:uri="http://schemas.microsoft.com/office/2006/metadata/properties"/>
+    <ds:schemaRef ds:uri="http://schemas.microsoft.com/office/infopath/2007/PartnerControls"/>
   </ds:schemaRefs>
 </ds:datastoreItem>
 </file>
 
 <file path=customXml/itemProps2.xml><?xml version="1.0" encoding="utf-8"?>
-<ds:datastoreItem xmlns:ds="http://schemas.openxmlformats.org/officeDocument/2006/customXml" ds:itemID="{9B4A3730-8ABB-4356-A013-C31B8C99ECDF}">
+<ds:datastoreItem xmlns:ds="http://schemas.openxmlformats.org/officeDocument/2006/customXml" ds:itemID="{B843E5BE-63E7-4791-827F-26EBAC2AC433}">
   <ds:schemaRefs>
-    <ds:schemaRef ds:uri="http://schemas.microsoft.com/office/2006/metadata/properties"/>
-    <ds:schemaRef ds:uri="http://schemas.microsoft.com/office/infopath/2007/PartnerControls"/>
+    <ds:schemaRef ds:uri="http://schemas.microsoft.com/sharepoint/v3/contenttype/forms"/>
   </ds:schemaRefs>
 </ds:datastoreItem>
 </file>
